--- a/downloads/teacher/04 Units/Unit 01 - Nutrition and Wellness - Kitchen Skills and Smart Eating/Lesson 01.05 - Tools and Equipment.docx
+++ b/downloads/teacher/04 Units/Unit 01 - Nutrition and Wellness - Kitchen Skills and Smart Eating/Lesson 01.05 - Tools and Equipment.docx
@@ -242,23 +242,41 @@
       <w:r>
         <w:t xml:space="preserve">By the end of this lesson, students will be able to:</w:t>
       </w:r>
-      <w:r>
-        <w:t xml:space="preserve"> </w:t>
-      </w:r>
-      <w:r>
-        <w:t xml:space="preserve">1. (Low) Given a numbered tray or a photo, identify eighteen common kitchen tools and five kitchen machines by name and state the job of each.</w:t>
-      </w:r>
-      <w:r>
-        <w:t xml:space="preserve"> </w:t>
-      </w:r>
-      <w:r>
-        <w:t xml:space="preserve">2. (Mid) Given a cooking task on a card, select the correct tool or machine and explain why a different tool would fail or be unsafe.</w:t>
-      </w:r>
-      <w:r>
-        <w:t xml:space="preserve"> </w:t>
-      </w:r>
-      <w:r>
-        <w:t xml:space="preserve">3. (High) After the blender demo and the equipment walk, evaluate a staged</w:t>
+    </w:p>
+    <w:p>
+      <w:pPr>
+        <w:numPr>
+          <w:ilvl w:val="0"/>
+          <w:numId w:val="1002"/>
+        </w:numPr>
+        <w:pStyle w:val="Compact"/>
+      </w:pPr>
+      <w:r>
+        <w:t xml:space="preserve">(Low) Given a numbered tray or a photo, identify eighteen common kitchen tools and five kitchen machines by name and state the job of each.</w:t>
+      </w:r>
+    </w:p>
+    <w:p>
+      <w:pPr>
+        <w:numPr>
+          <w:ilvl w:val="0"/>
+          <w:numId w:val="1002"/>
+        </w:numPr>
+        <w:pStyle w:val="Compact"/>
+      </w:pPr>
+      <w:r>
+        <w:t xml:space="preserve">(Mid) Given a cooking task on a card, select the correct tool or machine and explain why a different tool would fail or be unsafe.</w:t>
+      </w:r>
+    </w:p>
+    <w:p>
+      <w:pPr>
+        <w:numPr>
+          <w:ilvl w:val="0"/>
+          <w:numId w:val="1002"/>
+        </w:numPr>
+        <w:pStyle w:val="Compact"/>
+      </w:pPr>
+      <w:r>
+        <w:t xml:space="preserve">(High) After the blender demo and the equipment walk, evaluate a staged</w:t>
       </w:r>
       <w:r>
         <w:t xml:space="preserve"> </w:t>
@@ -326,7 +344,7 @@
       <w:pPr>
         <w:numPr>
           <w:ilvl w:val="0"/>
-          <w:numId w:val="1002"/>
+          <w:numId w:val="1003"/>
         </w:numPr>
         <w:pStyle w:val="Compact"/>
       </w:pPr>
@@ -338,7 +356,7 @@
       <w:pPr>
         <w:numPr>
           <w:ilvl w:val="0"/>
-          <w:numId w:val="1002"/>
+          <w:numId w:val="1003"/>
         </w:numPr>
         <w:pStyle w:val="Compact"/>
       </w:pPr>
@@ -380,7 +398,7 @@
       <w:pPr>
         <w:numPr>
           <w:ilvl w:val="0"/>
-          <w:numId w:val="1002"/>
+          <w:numId w:val="1003"/>
         </w:numPr>
         <w:pStyle w:val="Compact"/>
       </w:pPr>
@@ -401,7 +419,7 @@
       <w:pPr>
         <w:numPr>
           <w:ilvl w:val="0"/>
-          <w:numId w:val="1002"/>
+          <w:numId w:val="1003"/>
         </w:numPr>
         <w:pStyle w:val="Compact"/>
       </w:pPr>
@@ -413,7 +431,7 @@
       <w:pPr>
         <w:numPr>
           <w:ilvl w:val="0"/>
-          <w:numId w:val="1002"/>
+          <w:numId w:val="1003"/>
         </w:numPr>
         <w:pStyle w:val="Compact"/>
       </w:pPr>
@@ -434,7 +452,7 @@
       <w:pPr>
         <w:numPr>
           <w:ilvl w:val="0"/>
-          <w:numId w:val="1002"/>
+          <w:numId w:val="1003"/>
         </w:numPr>
         <w:pStyle w:val="Compact"/>
       </w:pPr>
@@ -446,7 +464,7 @@
       <w:pPr>
         <w:numPr>
           <w:ilvl w:val="0"/>
-          <w:numId w:val="1002"/>
+          <w:numId w:val="1003"/>
         </w:numPr>
         <w:pStyle w:val="Compact"/>
       </w:pPr>
@@ -476,7 +494,7 @@
       <w:pPr>
         <w:numPr>
           <w:ilvl w:val="0"/>
-          <w:numId w:val="1002"/>
+          <w:numId w:val="1003"/>
         </w:numPr>
         <w:pStyle w:val="Compact"/>
       </w:pPr>
@@ -488,7 +506,7 @@
       <w:pPr>
         <w:numPr>
           <w:ilvl w:val="0"/>
-          <w:numId w:val="1002"/>
+          <w:numId w:val="1003"/>
         </w:numPr>
         <w:pStyle w:val="Compact"/>
       </w:pPr>
@@ -515,7 +533,7 @@
       <w:pPr>
         <w:numPr>
           <w:ilvl w:val="0"/>
-          <w:numId w:val="1002"/>
+          <w:numId w:val="1003"/>
         </w:numPr>
         <w:pStyle w:val="Compact"/>
       </w:pPr>
@@ -1216,29 +1234,289 @@
       <w:r>
         <w:t xml:space="preserve">Monitor understanding:</w:t>
       </w:r>
-      <w:r>
-        <w:t xml:space="preserve"> </w:t>
-      </w:r>
-      <w:r>
-        <w:t xml:space="preserve">- What is the difference between a dry measuring cup and a liquid measuring cup? How can you tell them apart on the tray?</w:t>
-      </w:r>
-      <w:r>
-        <w:t xml:space="preserve"> </w:t>
-      </w:r>
-      <w:r>
-        <w:t xml:space="preserve">- What job do tongs do that a spoon cannot?</w:t>
-      </w:r>
-      <w:r>
-        <w:t xml:space="preserve"> </w:t>
-      </w:r>
-      <w:r>
-        <w:t xml:space="preserve">- Which knob runs the front left burner? How do you know it is off?</w:t>
-      </w:r>
-      <w:r>
-        <w:t xml:space="preserve"> </w:t>
-      </w:r>
-      <w:r>
-        <w:t xml:space="preserve">- What goes into the blender first, and why?</w:t>
+    </w:p>
+    <w:p>
+      <w:pPr>
+        <w:numPr>
+          <w:ilvl w:val="0"/>
+          <w:numId w:val="1004"/>
+        </w:numPr>
+        <w:pStyle w:val="Compact"/>
+      </w:pPr>
+      <w:r>
+        <w:t xml:space="preserve">What is the difference between a dry measuring cup and a liquid measuring cup? How can you tell them apart on the tray?</w:t>
+      </w:r>
+    </w:p>
+    <w:p>
+      <w:pPr>
+        <w:numPr>
+          <w:ilvl w:val="0"/>
+          <w:numId w:val="1004"/>
+        </w:numPr>
+        <w:pStyle w:val="Compact"/>
+      </w:pPr>
+      <w:r>
+        <w:t xml:space="preserve">What job do tongs do that a spoon cannot?</w:t>
+      </w:r>
+    </w:p>
+    <w:p>
+      <w:pPr>
+        <w:numPr>
+          <w:ilvl w:val="0"/>
+          <w:numId w:val="1004"/>
+        </w:numPr>
+        <w:pStyle w:val="Compact"/>
+      </w:pPr>
+      <w:r>
+        <w:t xml:space="preserve">Which knob runs the front left burner? How do you know it is off?</w:t>
+      </w:r>
+    </w:p>
+    <w:p>
+      <w:pPr>
+        <w:numPr>
+          <w:ilvl w:val="0"/>
+          <w:numId w:val="1004"/>
+        </w:numPr>
+        <w:pStyle w:val="Compact"/>
+      </w:pPr>
+      <w:r>
+        <w:t xml:space="preserve">What goes into the blender first, and why?</w:t>
+      </w:r>
+    </w:p>
+    <w:p>
+      <w:pPr>
+        <w:pStyle w:val="FirstParagraph"/>
+      </w:pPr>
+      <w:r>
+        <w:t xml:space="preserve">Deepen learning:</w:t>
+      </w:r>
+    </w:p>
+    <w:p>
+      <w:pPr>
+        <w:numPr>
+          <w:ilvl w:val="0"/>
+          <w:numId w:val="1005"/>
+        </w:numPr>
+        <w:pStyle w:val="Compact"/>
+      </w:pPr>
+      <w:r>
+        <w:t xml:space="preserve">Why do you think a professional kitchen keeps every tool in the same place every day?</w:t>
+      </w:r>
+    </w:p>
+    <w:p>
+      <w:pPr>
+        <w:numPr>
+          <w:ilvl w:val="0"/>
+          <w:numId w:val="1005"/>
+        </w:numPr>
+        <w:pStyle w:val="Compact"/>
+      </w:pPr>
+      <w:r>
+        <w:t xml:space="preserve">A recipe says</w:t>
+      </w:r>
+      <w:r>
+        <w:t xml:space="preserve"> </w:t>
+      </w:r>
+      <w:r>
+        <w:t xml:space="preserve">“</w:t>
+      </w:r>
+      <w:r>
+        <w:t xml:space="preserve">grate the cheese.</w:t>
+      </w:r>
+      <w:r>
+        <w:t xml:space="preserve">”</w:t>
+      </w:r>
+      <w:r>
+        <w:t xml:space="preserve"> </w:t>
+      </w:r>
+      <w:r>
+        <w:t xml:space="preserve">What happens if you use a peeler instead? What if you use the shears?</w:t>
+      </w:r>
+    </w:p>
+    <w:p>
+      <w:pPr>
+        <w:numPr>
+          <w:ilvl w:val="0"/>
+          <w:numId w:val="1005"/>
+        </w:numPr>
+        <w:pStyle w:val="Compact"/>
+      </w:pPr>
+      <w:r>
+        <w:t xml:space="preserve">Why is a microwave safer than a stove for a first lab, and what is the one way it can still hurt you?</w:t>
+      </w:r>
+    </w:p>
+    <w:p>
+      <w:pPr>
+        <w:numPr>
+          <w:ilvl w:val="0"/>
+          <w:numId w:val="1005"/>
+        </w:numPr>
+        <w:pStyle w:val="Compact"/>
+      </w:pPr>
+      <w:r>
+        <w:t xml:space="preserve">Which machine in your kitchen at home do you not know how to use safely? Who could show you?</w:t>
+      </w:r>
+    </w:p>
+    <w:p>
+      <w:pPr>
+        <w:pStyle w:val="Heading2"/>
+      </w:pPr>
+      <w:bookmarkStart w:id="30" w:name="check-for-understanding"/>
+      <w:r>
+        <w:t xml:space="preserve">Check for understanding</w:t>
+      </w:r>
+      <w:bookmarkEnd w:id="30"/>
+    </w:p>
+    <w:p>
+      <w:pPr>
+        <w:pStyle w:val="FirstParagraph"/>
+      </w:pPr>
+      <w:r>
+        <w:t xml:space="preserve">Day 1 clipboard checklist during Step 2: for each pair, a yes or no on</w:t>
+      </w:r>
+      <w:r>
+        <w:t xml:space="preserve"> </w:t>
+      </w:r>
+      <w:r>
+        <w:t xml:space="preserve">“</w:t>
+      </w:r>
+      <w:r>
+        <w:t xml:space="preserve">names the tool without the answer key,</w:t>
+      </w:r>
+      <w:r>
+        <w:t xml:space="preserve">”</w:t>
+      </w:r>
+      <w:r>
+        <w:t xml:space="preserve"> </w:t>
+      </w:r>
+      <w:r>
+        <w:t xml:space="preserve">“</w:t>
+      </w:r>
+      <w:r>
+        <w:t xml:space="preserve">states the job,</w:t>
+      </w:r>
+      <w:r>
+        <w:t xml:space="preserve">”</w:t>
+      </w:r>
+      <w:r>
+        <w:t xml:space="preserve"> </w:t>
+      </w:r>
+      <w:r>
+        <w:t xml:space="preserve">and</w:t>
+      </w:r>
+      <w:r>
+        <w:t xml:space="preserve"> </w:t>
+      </w:r>
+      <w:r>
+        <w:t xml:space="preserve">“</w:t>
+      </w:r>
+      <w:r>
+        <w:t xml:space="preserve">answers the which-tool card correctly.</w:t>
+      </w:r>
+      <w:r>
+        <w:t xml:space="preserve">”</w:t>
+      </w:r>
+      <w:r>
+        <w:t xml:space="preserve"> </w:t>
+      </w:r>
+      <w:r>
+        <w:t xml:space="preserve">A pair with three yeses at two stations in a row is on track. A pair with a no on</w:t>
+      </w:r>
+      <w:r>
+        <w:t xml:space="preserve"> </w:t>
+      </w:r>
+      <w:r>
+        <w:t xml:space="preserve">“</w:t>
+      </w:r>
+      <w:r>
+        <w:t xml:space="preserve">states the job</w:t>
+      </w:r>
+      <w:r>
+        <w:t xml:space="preserve">”</w:t>
+      </w:r>
+      <w:r>
+        <w:t xml:space="preserve"> </w:t>
+      </w:r>
+      <w:r>
+        <w:t xml:space="preserve">gets a callout at the next rotation. Day 2: the three call-and-response questions after the blender demo. A</w:t>
+      </w:r>
+      <w:r>
+        <w:t xml:space="preserve"> </w:t>
+      </w:r>
+      <w:r>
+        <w:t xml:space="preserve">“</w:t>
+      </w:r>
+      <w:r>
+        <w:t xml:space="preserve">got it</w:t>
+      </w:r>
+      <w:r>
+        <w:t xml:space="preserve">”</w:t>
+      </w:r>
+      <w:r>
+        <w:t xml:space="preserve"> </w:t>
+      </w:r>
+      <w:r>
+        <w:t xml:space="preserve">answer is</w:t>
+      </w:r>
+      <w:r>
+        <w:t xml:space="preserve"> </w:t>
+      </w:r>
+      <w:r>
+        <w:t xml:space="preserve">“</w:t>
+      </w:r>
+      <w:r>
+        <w:t xml:space="preserve">liquid, on the lid, never while it runs.</w:t>
+      </w:r>
+      <w:r>
+        <w:t xml:space="preserve">”</w:t>
+      </w:r>
+    </w:p>
+    <w:p>
+      <w:pPr>
+        <w:pStyle w:val="Heading2"/>
+      </w:pPr>
+      <w:bookmarkStart w:id="31" w:name="closure-time-4-min-each-day"/>
+      <w:r>
+        <w:t xml:space="preserve">Closure (Time: 4 min, each day)</w:t>
+      </w:r>
+      <w:bookmarkEnd w:id="31"/>
+    </w:p>
+    <w:p>
+      <w:pPr>
+        <w:pStyle w:val="FirstParagraph"/>
+      </w:pPr>
+      <w:r>
+        <w:t xml:space="preserve">Day 1: 3-2-1 exit card: 3 tools you can name and place without looking, 2 tools you mixed up today, 1 tool you have never seen at home. Three students read one line aloud. Sort into</w:t>
+      </w:r>
+      <w:r>
+        <w:t xml:space="preserve"> </w:t>
+      </w:r>
+      <w:r>
+        <w:t xml:space="preserve">“</w:t>
+      </w:r>
+      <w:r>
+        <w:t xml:space="preserve">got it</w:t>
+      </w:r>
+      <w:r>
+        <w:t xml:space="preserve">”</w:t>
+      </w:r>
+      <w:r>
+        <w:t xml:space="preserve"> </w:t>
+      </w:r>
+      <w:r>
+        <w:t xml:space="preserve">and</w:t>
+      </w:r>
+      <w:r>
+        <w:t xml:space="preserve"> </w:t>
+      </w:r>
+      <w:r>
+        <w:t xml:space="preserve">“</w:t>
+      </w:r>
+      <w:r>
+        <w:t xml:space="preserve">needs more.</w:t>
+      </w:r>
+      <w:r>
+        <w:t xml:space="preserve">”</w:t>
       </w:r>
     </w:p>
     <w:p>
@@ -1246,225 +1524,13 @@
         <w:pStyle w:val="BodyText"/>
       </w:pPr>
       <w:r>
-        <w:t xml:space="preserve">Deepen learning:</w:t>
-      </w:r>
-      <w:r>
-        <w:t xml:space="preserve"> </w:t>
-      </w:r>
-      <w:r>
-        <w:t xml:space="preserve">- Why do you think a professional kitchen keeps every tool in the same place every day?</w:t>
-      </w:r>
-      <w:r>
-        <w:t xml:space="preserve"> </w:t>
-      </w:r>
-      <w:r>
-        <w:t xml:space="preserve">- A recipe says</w:t>
-      </w:r>
-      <w:r>
-        <w:t xml:space="preserve"> </w:t>
-      </w:r>
-      <w:r>
-        <w:t xml:space="preserve">“</w:t>
-      </w:r>
-      <w:r>
-        <w:t xml:space="preserve">grate the cheese.</w:t>
-      </w:r>
-      <w:r>
-        <w:t xml:space="preserve">”</w:t>
-      </w:r>
-      <w:r>
-        <w:t xml:space="preserve"> </w:t>
-      </w:r>
-      <w:r>
-        <w:t xml:space="preserve">What happens if you use a peeler instead? What if you use the shears?</w:t>
-      </w:r>
-      <w:r>
-        <w:t xml:space="preserve"> </w:t>
-      </w:r>
-      <w:r>
-        <w:t xml:space="preserve">- Why is a microwave safer than a stove for a first lab, and what is the one way it can still hurt you?</w:t>
-      </w:r>
-      <w:r>
-        <w:t xml:space="preserve"> </w:t>
-      </w:r>
-      <w:r>
-        <w:t xml:space="preserve">- Which machine in your kitchen at home do you not know how to use safely? Who could show you?</w:t>
+        <w:t xml:space="preserve">Day 2: one sentence on the exit card: "The machine I will be most careful with in Lab 1 is ___ because ___." Two students read theirs. The cards and the Tools Check together decide who visits the review tray during Lesson 1.6.</w:t>
       </w:r>
     </w:p>
     <w:p>
       <w:pPr>
         <w:pStyle w:val="Heading2"/>
       </w:pPr>
-      <w:bookmarkStart w:id="30" w:name="check-for-understanding"/>
-      <w:r>
-        <w:t xml:space="preserve">Check for understanding</w:t>
-      </w:r>
-      <w:bookmarkEnd w:id="30"/>
-    </w:p>
-    <w:p>
-      <w:pPr>
-        <w:pStyle w:val="FirstParagraph"/>
-      </w:pPr>
-      <w:r>
-        <w:t xml:space="preserve">Day 1 clipboard checklist during Step 2: for each pair, a yes or no on</w:t>
-      </w:r>
-      <w:r>
-        <w:t xml:space="preserve"> </w:t>
-      </w:r>
-      <w:r>
-        <w:t xml:space="preserve">“</w:t>
-      </w:r>
-      <w:r>
-        <w:t xml:space="preserve">names the tool without the answer key,</w:t>
-      </w:r>
-      <w:r>
-        <w:t xml:space="preserve">”</w:t>
-      </w:r>
-      <w:r>
-        <w:t xml:space="preserve"> </w:t>
-      </w:r>
-      <w:r>
-        <w:t xml:space="preserve">“</w:t>
-      </w:r>
-      <w:r>
-        <w:t xml:space="preserve">states the job,</w:t>
-      </w:r>
-      <w:r>
-        <w:t xml:space="preserve">”</w:t>
-      </w:r>
-      <w:r>
-        <w:t xml:space="preserve"> </w:t>
-      </w:r>
-      <w:r>
-        <w:t xml:space="preserve">and</w:t>
-      </w:r>
-      <w:r>
-        <w:t xml:space="preserve"> </w:t>
-      </w:r>
-      <w:r>
-        <w:t xml:space="preserve">“</w:t>
-      </w:r>
-      <w:r>
-        <w:t xml:space="preserve">answers the which-tool card correctly.</w:t>
-      </w:r>
-      <w:r>
-        <w:t xml:space="preserve">”</w:t>
-      </w:r>
-      <w:r>
-        <w:t xml:space="preserve"> </w:t>
-      </w:r>
-      <w:r>
-        <w:t xml:space="preserve">A pair with three yeses at two stations in a row is on track. A pair with a no on</w:t>
-      </w:r>
-      <w:r>
-        <w:t xml:space="preserve"> </w:t>
-      </w:r>
-      <w:r>
-        <w:t xml:space="preserve">“</w:t>
-      </w:r>
-      <w:r>
-        <w:t xml:space="preserve">states the job</w:t>
-      </w:r>
-      <w:r>
-        <w:t xml:space="preserve">”</w:t>
-      </w:r>
-      <w:r>
-        <w:t xml:space="preserve"> </w:t>
-      </w:r>
-      <w:r>
-        <w:t xml:space="preserve">gets a callout at the next rotation. Day 2: the three call-and-response questions after the blender demo. A</w:t>
-      </w:r>
-      <w:r>
-        <w:t xml:space="preserve"> </w:t>
-      </w:r>
-      <w:r>
-        <w:t xml:space="preserve">“</w:t>
-      </w:r>
-      <w:r>
-        <w:t xml:space="preserve">got it</w:t>
-      </w:r>
-      <w:r>
-        <w:t xml:space="preserve">”</w:t>
-      </w:r>
-      <w:r>
-        <w:t xml:space="preserve"> </w:t>
-      </w:r>
-      <w:r>
-        <w:t xml:space="preserve">answer is</w:t>
-      </w:r>
-      <w:r>
-        <w:t xml:space="preserve"> </w:t>
-      </w:r>
-      <w:r>
-        <w:t xml:space="preserve">“</w:t>
-      </w:r>
-      <w:r>
-        <w:t xml:space="preserve">liquid, on the lid, never while it runs.</w:t>
-      </w:r>
-      <w:r>
-        <w:t xml:space="preserve">”</w:t>
-      </w:r>
-    </w:p>
-    <w:p>
-      <w:pPr>
-        <w:pStyle w:val="Heading2"/>
-      </w:pPr>
-      <w:bookmarkStart w:id="31" w:name="closure-time-4-min-each-day"/>
-      <w:r>
-        <w:t xml:space="preserve">Closure (Time: 4 min, each day)</w:t>
-      </w:r>
-      <w:bookmarkEnd w:id="31"/>
-    </w:p>
-    <w:p>
-      <w:pPr>
-        <w:pStyle w:val="FirstParagraph"/>
-      </w:pPr>
-      <w:r>
-        <w:t xml:space="preserve">Day 1: 3-2-1 exit card: 3 tools you can name and place without looking, 2 tools you mixed up today, 1 tool you have never seen at home. Three students read one line aloud. Sort into</w:t>
-      </w:r>
-      <w:r>
-        <w:t xml:space="preserve"> </w:t>
-      </w:r>
-      <w:r>
-        <w:t xml:space="preserve">“</w:t>
-      </w:r>
-      <w:r>
-        <w:t xml:space="preserve">got it</w:t>
-      </w:r>
-      <w:r>
-        <w:t xml:space="preserve">”</w:t>
-      </w:r>
-      <w:r>
-        <w:t xml:space="preserve"> </w:t>
-      </w:r>
-      <w:r>
-        <w:t xml:space="preserve">and</w:t>
-      </w:r>
-      <w:r>
-        <w:t xml:space="preserve"> </w:t>
-      </w:r>
-      <w:r>
-        <w:t xml:space="preserve">“</w:t>
-      </w:r>
-      <w:r>
-        <w:t xml:space="preserve">needs more.</w:t>
-      </w:r>
-      <w:r>
-        <w:t xml:space="preserve">”</w:t>
-      </w:r>
-    </w:p>
-    <w:p>
-      <w:pPr>
-        <w:pStyle w:val="BodyText"/>
-      </w:pPr>
-      <w:r>
-        <w:t xml:space="preserve">Day 2: one sentence on the exit card: "The machine I will be most careful with in Lab 1 is ___ because ___." Two students read theirs. The cards and the Tools Check together decide who visits the review tray during Lesson 1.6.</w:t>
-      </w:r>
-    </w:p>
-    <w:p>
-      <w:pPr>
-        <w:pStyle w:val="Heading2"/>
-      </w:pPr>
       <w:bookmarkStart w:id="32" w:name="differentiation-and-supports"/>
       <w:r>
         <w:t xml:space="preserve">Differentiation and supports</w:t>
@@ -1475,7 +1541,7 @@
       <w:pPr>
         <w:numPr>
           <w:ilvl w:val="0"/>
-          <w:numId w:val="1003"/>
+          <w:numId w:val="1006"/>
         </w:numPr>
         <w:pStyle w:val="Compact"/>
       </w:pPr>
@@ -1499,7 +1565,7 @@
       <w:pPr>
         <w:numPr>
           <w:ilvl w:val="0"/>
-          <w:numId w:val="1003"/>
+          <w:numId w:val="1006"/>
         </w:numPr>
         <w:pStyle w:val="Compact"/>
       </w:pPr>
@@ -1511,7 +1577,7 @@
       <w:pPr>
         <w:numPr>
           <w:ilvl w:val="0"/>
-          <w:numId w:val="1003"/>
+          <w:numId w:val="1006"/>
         </w:numPr>
         <w:pStyle w:val="Compact"/>
       </w:pPr>
@@ -1523,7 +1589,7 @@
       <w:pPr>
         <w:numPr>
           <w:ilvl w:val="0"/>
-          <w:numId w:val="1003"/>
+          <w:numId w:val="1006"/>
         </w:numPr>
         <w:pStyle w:val="Compact"/>
       </w:pPr>
@@ -1535,7 +1601,7 @@
       <w:pPr>
         <w:numPr>
           <w:ilvl w:val="0"/>
-          <w:numId w:val="1003"/>
+          <w:numId w:val="1006"/>
         </w:numPr>
         <w:pStyle w:val="Compact"/>
       </w:pPr>
@@ -1547,7 +1613,7 @@
       <w:pPr>
         <w:numPr>
           <w:ilvl w:val="0"/>
-          <w:numId w:val="1003"/>
+          <w:numId w:val="1006"/>
         </w:numPr>
         <w:pStyle w:val="Compact"/>
       </w:pPr>
@@ -1874,7 +1940,7 @@
       <w:pPr>
         <w:numPr>
           <w:ilvl w:val="0"/>
-          <w:numId w:val="1004"/>
+          <w:numId w:val="1007"/>
         </w:numPr>
         <w:pStyle w:val="Compact"/>
       </w:pPr>
@@ -1898,7 +1964,7 @@
       <w:pPr>
         <w:numPr>
           <w:ilvl w:val="0"/>
-          <w:numId w:val="1004"/>
+          <w:numId w:val="1007"/>
         </w:numPr>
         <w:pStyle w:val="Compact"/>
       </w:pPr>
@@ -1910,7 +1976,7 @@
       <w:pPr>
         <w:numPr>
           <w:ilvl w:val="0"/>
-          <w:numId w:val="1004"/>
+          <w:numId w:val="1007"/>
         </w:numPr>
         <w:pStyle w:val="Compact"/>
       </w:pPr>
@@ -1943,7 +2009,7 @@
       <w:pPr>
         <w:numPr>
           <w:ilvl w:val="0"/>
-          <w:numId w:val="1004"/>
+          <w:numId w:val="1007"/>
         </w:numPr>
         <w:pStyle w:val="Compact"/>
       </w:pPr>
@@ -1955,7 +2021,7 @@
       <w:pPr>
         <w:numPr>
           <w:ilvl w:val="0"/>
-          <w:numId w:val="1004"/>
+          <w:numId w:val="1007"/>
         </w:numPr>
         <w:pStyle w:val="Compact"/>
       </w:pPr>
@@ -1967,7 +2033,7 @@
       <w:pPr>
         <w:numPr>
           <w:ilvl w:val="0"/>
-          <w:numId w:val="1004"/>
+          <w:numId w:val="1007"/>
         </w:numPr>
         <w:pStyle w:val="Compact"/>
       </w:pPr>
@@ -1989,7 +2055,7 @@
       <w:pPr>
         <w:numPr>
           <w:ilvl w:val="0"/>
-          <w:numId w:val="1005"/>
+          <w:numId w:val="1008"/>
         </w:numPr>
         <w:pStyle w:val="Compact"/>
       </w:pPr>
@@ -2001,7 +2067,7 @@
       <w:pPr>
         <w:numPr>
           <w:ilvl w:val="0"/>
-          <w:numId w:val="1005"/>
+          <w:numId w:val="1008"/>
         </w:numPr>
         <w:pStyle w:val="Compact"/>
       </w:pPr>
@@ -2031,7 +2097,7 @@
       <w:pPr>
         <w:numPr>
           <w:ilvl w:val="0"/>
-          <w:numId w:val="1005"/>
+          <w:numId w:val="1008"/>
         </w:numPr>
         <w:pStyle w:val="Compact"/>
       </w:pPr>
@@ -2052,7 +2118,7 @@
       <w:pPr>
         <w:numPr>
           <w:ilvl w:val="0"/>
-          <w:numId w:val="1005"/>
+          <w:numId w:val="1008"/>
         </w:numPr>
         <w:pStyle w:val="Compact"/>
       </w:pPr>
@@ -2076,7 +2142,7 @@
       <w:pPr>
         <w:numPr>
           <w:ilvl w:val="0"/>
-          <w:numId w:val="1005"/>
+          <w:numId w:val="1008"/>
         </w:numPr>
         <w:pStyle w:val="Compact"/>
       </w:pPr>
@@ -2369,6 +2435,118 @@
       </w:pPr>
     </w:lvl>
   </w:abstractNum>
+  <w:abstractNum w:abstractNumId="99411">
+    <w:nsid w:val="71315dca"/>
+    <w:multiLevelType w:val="multilevel"/>
+    <w:lvl w:ilvl="0">
+      <w:start w:val="1"/>
+      <w:numFmt w:val="decimal"/>
+      <w:lvlText w:val="%1."/>
+      <w:lvlJc w:val="left"/>
+      <w:pPr>
+        <w:tabs>
+          <w:tab w:val="num" w:pos="0"/>
+        </w:tabs>
+        <w:ind w:left="480" w:hanging="480"/>
+      </w:pPr>
+    </w:lvl>
+    <w:lvl w:ilvl="1">
+      <w:start w:val="1"/>
+      <w:numFmt w:val="decimal"/>
+      <w:lvlText w:val="%2."/>
+      <w:lvlJc w:val="left"/>
+      <w:pPr>
+        <w:tabs>
+          <w:tab w:val="num" w:pos="720"/>
+        </w:tabs>
+        <w:ind w:left="1200" w:hanging="480"/>
+      </w:pPr>
+    </w:lvl>
+    <w:lvl w:ilvl="2">
+      <w:start w:val="1"/>
+      <w:numFmt w:val="decimal"/>
+      <w:lvlText w:val="%3."/>
+      <w:lvlJc w:val="left"/>
+      <w:pPr>
+        <w:tabs>
+          <w:tab w:val="num" w:pos="1440"/>
+        </w:tabs>
+        <w:ind w:left="1920" w:hanging="480"/>
+      </w:pPr>
+    </w:lvl>
+    <w:lvl w:ilvl="3">
+      <w:start w:val="1"/>
+      <w:numFmt w:val="decimal"/>
+      <w:lvlText w:val="%4."/>
+      <w:lvlJc w:val="left"/>
+      <w:pPr>
+        <w:tabs>
+          <w:tab w:val="num" w:pos="2160"/>
+        </w:tabs>
+        <w:ind w:left="2640" w:hanging="480"/>
+      </w:pPr>
+    </w:lvl>
+    <w:lvl w:ilvl="4">
+      <w:start w:val="1"/>
+      <w:numFmt w:val="decimal"/>
+      <w:lvlText w:val="%5."/>
+      <w:lvlJc w:val="left"/>
+      <w:pPr>
+        <w:tabs>
+          <w:tab w:val="num" w:pos="2880"/>
+        </w:tabs>
+        <w:ind w:left="3360" w:hanging="480"/>
+      </w:pPr>
+    </w:lvl>
+    <w:lvl w:ilvl="5">
+      <w:start w:val="1"/>
+      <w:numFmt w:val="decimal"/>
+      <w:lvlText w:val="%6."/>
+      <w:lvlJc w:val="left"/>
+      <w:pPr>
+        <w:tabs>
+          <w:tab w:val="num" w:pos="3600"/>
+        </w:tabs>
+        <w:ind w:left="4080" w:hanging="480"/>
+      </w:pPr>
+    </w:lvl>
+    <w:lvl w:ilvl="6">
+      <w:start w:val="1"/>
+      <w:numFmt w:val="decimal"/>
+      <w:lvlText w:val="%7."/>
+      <w:lvlJc w:val="left"/>
+      <w:pPr>
+        <w:tabs>
+          <w:tab w:val="num" w:pos="4320"/>
+        </w:tabs>
+        <w:ind w:left="4800" w:hanging="480"/>
+      </w:pPr>
+    </w:lvl>
+    <w:lvl w:ilvl="7">
+      <w:start w:val="1"/>
+      <w:numFmt w:val="decimal"/>
+      <w:lvlText w:val="%8."/>
+      <w:lvlJc w:val="left"/>
+      <w:pPr>
+        <w:tabs>
+          <w:tab w:val="num" w:pos="5040"/>
+        </w:tabs>
+        <w:ind w:left="5520" w:hanging="480"/>
+      </w:pPr>
+    </w:lvl>
+    <w:lvl w:ilvl="8">
+      <w:start w:val="1"/>
+      <w:numFmt w:val="decimal"/>
+      <w:lvlText w:val="%9."/>
+      <w:lvlJc w:val="left"/>
+      <w:pPr>
+        <w:tabs>
+          <w:tab w:val="num" w:pos="5760"/>
+        </w:tabs>
+        <w:ind w:left="6240" w:hanging="480"/>
+      </w:pPr>
+    </w:lvl>
+  </w:abstractNum>
   <w:num w:numId="1000">
     <w:abstractNumId w:val="990"/>
   </w:num>
@@ -2376,7 +2554,34 @@
     <w:abstractNumId w:val="991"/>
   </w:num>
   <w:num w:numId="1002">
-    <w:abstractNumId w:val="991"/>
+    <w:abstractNumId w:val="99411"/>
+    <w:lvlOverride w:ilvl="0">
+      <w:startOverride w:val="1"/>
+    </w:lvlOverride>
+    <w:lvlOverride w:ilvl="1">
+      <w:startOverride w:val="1"/>
+    </w:lvlOverride>
+    <w:lvlOverride w:ilvl="2">
+      <w:startOverride w:val="1"/>
+    </w:lvlOverride>
+    <w:lvlOverride w:ilvl="3">
+      <w:startOverride w:val="1"/>
+    </w:lvlOverride>
+    <w:lvlOverride w:ilvl="4">
+      <w:startOverride w:val="1"/>
+    </w:lvlOverride>
+    <w:lvlOverride w:ilvl="5">
+      <w:startOverride w:val="1"/>
+    </w:lvlOverride>
+    <w:lvlOverride w:ilvl="6">
+      <w:startOverride w:val="1"/>
+    </w:lvlOverride>
+    <w:lvlOverride w:ilvl="7">
+      <w:startOverride w:val="1"/>
+    </w:lvlOverride>
+    <w:lvlOverride w:ilvl="8">
+      <w:startOverride w:val="1"/>
+    </w:lvlOverride>
   </w:num>
   <w:num w:numId="1003">
     <w:abstractNumId w:val="991"/>
@@ -2385,6 +2590,15 @@
     <w:abstractNumId w:val="991"/>
   </w:num>
   <w:num w:numId="1005">
+    <w:abstractNumId w:val="991"/>
+  </w:num>
+  <w:num w:numId="1006">
+    <w:abstractNumId w:val="991"/>
+  </w:num>
+  <w:num w:numId="1007">
+    <w:abstractNumId w:val="991"/>
+  </w:num>
+  <w:num w:numId="1008">
     <w:abstractNumId w:val="991"/>
   </w:num>
 </w:numbering>

--- a/downloads/teacher/04 Units/Unit 01 - Nutrition and Wellness - Kitchen Skills and Smart Eating/Lesson 01.05 - Tools and Equipment.docx
+++ b/downloads/teacher/04 Units/Unit 01 - Nutrition and Wellness - Kitchen Skills and Smart Eating/Lesson 01.05 - Tools and Equipment.docx
@@ -437,15 +437,6 @@
       </w:pPr>
       <w:r>
         <w:t xml:space="preserve">Day 2, the machines: one stove and oven per station, one microwave per station, one stand or hand mixer, one blender.</w:t>
-      </w:r>
-      <w:r>
-        <w:t xml:space="preserve"> </w:t>
-      </w:r>
-      <w:r>
-        <w:rPr>
-          <w:rStyle w:val="TeacherNote"/>
-        </w:rPr>
-        <w:t xml:space="preserve">[Sal: if there is only one mixer in the room, run Step 2 as a demo at the front.]</w:t>
       </w:r>
     </w:p>
     <w:p>
@@ -1043,7 +1034,7 @@
               <w:jc w:val="left"/>
             </w:pPr>
             <w:r>
-              <w:t xml:space="preserve">Run the blender demo Sal did at Queens College. Show the order of ingredients (liquid first, then soft, then frozen or hard on top) and why. Show the lid on and one hand on the lid before the switch. Show glass jar vs plastic jar: glass is heavier and does not scratch or hold smells, plastic does not shatter if dropped; both must be seated on the base before it runs. Show the spoon and say the rule: nothing goes in while it runs, and it is unplugged before a blade comes out. Then show the mixer: beaters locked in, speed starts low, hands and spoons out of the bowl while it runs, unplug before removing beaters.</w:t>
+              <w:t xml:space="preserve">Run the blender demo I did in my certification program. Show the order of ingredients (liquid first, then soft, then frozen or hard on top) and why. Show the lid on and one hand on the lid before the switch. Show glass jar vs plastic jar: glass is heavier and does not scratch or hold smells, plastic does not shatter if dropped; both must be seated on the base before it runs. Show the spoon and say the rule: nothing goes in while it runs, and it is unplugged before a blade comes out. Then show the mixer: beaters locked in, speed starts low, hands and spoons out of the bowl while it runs, unplug before removing beaters.</w:t>
             </w:r>
           </w:p>
         </w:tc>
@@ -1637,15 +1628,6 @@
       </w:r>
       <w:r>
         <w:t xml:space="preserve">task: teams draw where the eighteen tools should live in a kitchen and defend it. The equipment walk uses the labeled diagrams on the slides; the blender demo runs at a table with any outlet.</w:t>
-      </w:r>
-      <w:r>
-        <w:t xml:space="preserve"> </w:t>
-      </w:r>
-      <w:r>
-        <w:rPr>
-          <w:rStyle w:val="TeacherNote"/>
-        </w:rPr>
-        <w:t xml:space="preserve">[Sal: a plastic blender and a mixer travel fine on a cart.]</w:t>
       </w:r>
     </w:p>
     <w:p>
@@ -1995,15 +1977,6 @@
       <w:r>
         <w:t xml:space="preserve">, section 2.</w:t>
       </w:r>
-      <w:r>
-        <w:t xml:space="preserve"> </w:t>
-      </w:r>
-      <w:r>
-        <w:rPr>
-          <w:rStyle w:val="TeacherNote"/>
-        </w:rPr>
-        <w:t xml:space="preserve">[Sal: confirm against the NYSED PDF.]</w:t>
-      </w:r>
     </w:p>
     <w:p>
       <w:pPr>
@@ -2038,7 +2011,7 @@
         <w:pStyle w:val="Compact"/>
       </w:pPr>
       <w:r>
-        <w:t xml:space="preserve">Sal’s own materials: the blender safety demo he ran at Queens College (order of ingredients, lid on, glass vs plastic), and the zero-knife policy from his King Kullen station cards (Education/TeachingWork/LessonPlans), which is why kitchen shears and a butter knife are the only cutting tools on the trays.</w:t>
+        <w:t xml:space="preserve">My own materials: the blender safety demo I ran in my certification program (order of ingredients, lid on, glass vs plastic), and the zero-knife policy from my station cards, which is why kitchen shears and a butter knife are the only cutting tools on the trays.</w:t>
       </w:r>
     </w:p>
     <w:p>
@@ -2103,15 +2076,6 @@
       </w:pPr>
       <w:r>
         <w:t xml:space="preserve">The blender demo: put the ice in first once, on purpose, with the lid on, and let them hear the motor struggle. Then do it in the right order. The sound is the lesson.</w:t>
-      </w:r>
-      <w:r>
-        <w:t xml:space="preserve"> </w:t>
-      </w:r>
-      <w:r>
-        <w:rPr>
-          <w:rStyle w:val="TeacherNote"/>
-        </w:rPr>
-        <w:t xml:space="preserve">[Sal: you have run this demo; use your own script.]</w:t>
       </w:r>
     </w:p>
     <w:p>
